--- a/deliverables/Special Topics 2025.docx
+++ b/deliverables/Special Topics 2025.docx
@@ -75,7 +75,7 @@
           </mc:Choice>
           <mc:Fallback>
             <w:pict>
-              <v:line w14:anchorId="509E7269" id="Straight Connector 2" o:spid="_x0000_s1026" style="position:absolute;z-index:251661312;visibility:visible;mso-wrap-style:square;mso-width-percent:0;mso-height-percent:0;mso-wrap-distance-left:9pt;mso-wrap-distance-top:0;mso-wrap-distance-right:9pt;mso-wrap-distance-bottom:0;mso-position-horizontal:absolute;mso-position-horizontal-relative:text;mso-position-vertical:absolute;mso-position-vertical-relative:text;mso-width-percent:0;mso-height-percent:0;mso-width-relative:margin;mso-height-relative:margin" from="-78.45pt,-28.35pt" to="570.95pt,-28.35pt" o:gfxdata="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" strokecolor="#196b24 [3206]" strokeweight="1.5pt">
+              <v:line w14:anchorId="509E7269" id="Straight Connector 2" o:spid="_x0000_s1026" style="position:absolute;z-index:251661312;visibility:visible;mso-wrap-style:square;mso-width-percent:0;mso-height-percent:0;mso-wrap-distance-left:9pt;mso-wrap-distance-top:0;mso-wrap-distance-right:9pt;mso-wrap-distance-bottom:0;mso-position-horizontal:absolute;mso-position-horizontal-relative:text;mso-position-vertical:absolute;mso-position-vertical-relative:text;mso-width-percent:0;mso-height-percent:0;mso-width-relative:margin;mso-height-relative:margin" from="-78.45pt,-28.35pt" to="570.95pt,-28.35pt" o:gfxdata="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" strokecolor="#196b24 [3206]" strokeweight="1.5pt">
                 <v:stroke joinstyle="miter"/>
               </v:line>
             </w:pict>
@@ -164,7 +164,7 @@
           </mc:Choice>
           <mc:Fallback>
             <w:pict>
-              <v:line w14:anchorId="7C5DFC4E" id="Straight Connector 2" o:spid="_x0000_s1026" style="position:absolute;z-index:251659264;visibility:visible;mso-wrap-style:square;mso-width-percent:0;mso-height-percent:0;mso-wrap-distance-left:9pt;mso-wrap-distance-top:0;mso-wrap-distance-right:9pt;mso-wrap-distance-bottom:0;mso-position-horizontal:absolute;mso-position-horizontal-relative:text;mso-position-vertical:absolute;mso-position-vertical-relative:text;mso-width-percent:0;mso-height-percent:0;mso-width-relative:margin;mso-height-relative:margin" from="-74.25pt,19pt" to="570.9pt,19pt" o:gfxdata="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" strokecolor="#196b24 [3206]" strokeweight="1.5pt">
+              <v:line w14:anchorId="7C5DFC4E" id="Straight Connector 2" o:spid="_x0000_s1026" style="position:absolute;z-index:251659264;visibility:visible;mso-wrap-style:square;mso-width-percent:0;mso-height-percent:0;mso-wrap-distance-left:9pt;mso-wrap-distance-top:0;mso-wrap-distance-right:9pt;mso-wrap-distance-bottom:0;mso-position-horizontal:absolute;mso-position-horizontal-relative:text;mso-position-vertical:absolute;mso-position-vertical-relative:text;mso-width-percent:0;mso-height-percent:0;mso-width-relative:margin;mso-height-relative:margin" from="-74.25pt,19pt" to="570.9pt,19pt" o:gfxdata="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" strokecolor="#196b24 [3206]" strokeweight="1.5pt">
                 <v:stroke joinstyle="miter"/>
               </v:line>
             </w:pict>
@@ -263,7 +263,7 @@
                 <w:sz w:val="32"/>
                 <w:szCs w:val="32"/>
               </w:rPr>
-              <w:t>Semester 2 Project (Placeholder)</w:t>
+              <w:t>Creature Battles</w:t>
             </w:r>
           </w:p>
         </w:tc>
@@ -615,6 +615,13 @@
                 <w:szCs w:val="32"/>
               </w:rPr>
             </w:pPr>
+            <w:r>
+              <w:rPr>
+                <w:sz w:val="32"/>
+                <w:szCs w:val="32"/>
+              </w:rPr>
+              <w:t>09-Jun-26</w:t>
+            </w:r>
           </w:p>
         </w:tc>
         <w:tc>
@@ -629,6 +636,13 @@
                 <w:szCs w:val="32"/>
               </w:rPr>
             </w:pPr>
+            <w:r>
+              <w:rPr>
+                <w:sz w:val="32"/>
+                <w:szCs w:val="32"/>
+              </w:rPr>
+              <w:t>Jacob Hodges</w:t>
+            </w:r>
           </w:p>
         </w:tc>
         <w:tc>
@@ -643,6 +657,13 @@
                 <w:szCs w:val="32"/>
               </w:rPr>
             </w:pPr>
+            <w:r>
+              <w:rPr>
+                <w:sz w:val="32"/>
+                <w:szCs w:val="32"/>
+              </w:rPr>
+              <w:t>Added Images + Project Description</w:t>
+            </w:r>
           </w:p>
         </w:tc>
       </w:tr>
@@ -991,7 +1012,7 @@
           </mc:Choice>
           <mc:Fallback>
             <w:pict>
-              <v:line w14:anchorId="51CDE379" id="Straight Connector 3" o:spid="_x0000_s1026" style="position:absolute;z-index:251662336;visibility:visible;mso-wrap-style:square;mso-width-percent:0;mso-height-percent:0;mso-wrap-distance-left:9pt;mso-wrap-distance-top:0;mso-wrap-distance-right:9pt;mso-wrap-distance-bottom:0;mso-position-horizontal:absolute;mso-position-horizontal-relative:text;mso-position-vertical:absolute;mso-position-vertical-relative:text;mso-width-percent:0;mso-height-percent:0;mso-width-relative:margin;mso-height-relative:margin" from="-97.2pt,21.65pt" to="559.9pt,21.65pt" o:gfxdata="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" strokecolor="#196b24 [3206]" strokeweight="1.5pt">
+              <v:line w14:anchorId="51CDE379" id="Straight Connector 3" o:spid="_x0000_s1026" style="position:absolute;z-index:251662336;visibility:visible;mso-wrap-style:square;mso-width-percent:0;mso-height-percent:0;mso-wrap-distance-left:9pt;mso-wrap-distance-top:0;mso-wrap-distance-right:9pt;mso-wrap-distance-bottom:0;mso-position-horizontal:absolute;mso-position-horizontal-relative:text;mso-position-vertical:absolute;mso-position-vertical-relative:text;mso-width-percent:0;mso-height-percent:0;mso-width-relative:margin;mso-height-relative:margin" from="-97.2pt,21.65pt" to="559.9pt,21.65pt" o:gfxdata="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" strokecolor="#196b24 [3206]" strokeweight="1.5pt">
                 <v:stroke joinstyle="miter"/>
               </v:line>
             </w:pict>
@@ -1056,8 +1077,71 @@
           <w:sz w:val="40"/>
           <w:szCs w:val="40"/>
         </w:rPr>
-        <w:lastRenderedPageBreak/>
         <w:t>Project Description</w:t>
+      </w:r>
+    </w:p>
+    <w:p>
+      <w:pPr>
+        <w:pStyle w:val="ListParagraph"/>
+        <w:ind w:left="936"/>
+        <w:rPr>
+          <w:sz w:val="32"/>
+          <w:szCs w:val="32"/>
+        </w:rPr>
+      </w:pPr>
+      <w:r>
+        <w:rPr>
+          <w:sz w:val="32"/>
+          <w:szCs w:val="32"/>
+        </w:rPr>
+        <w:t>Creature Battler</w:t>
+      </w:r>
+      <w:r>
+        <w:rPr>
+          <w:sz w:val="32"/>
+          <w:szCs w:val="32"/>
+        </w:rPr>
+        <w:t xml:space="preserve"> is a mix of Pokémon and Super Auto Pets. We took more inspiration from Super Auto Pets for having a buy stage where you purchase creatures and use them to fight though we took more inspiration from Pokémon for </w:t>
+      </w:r>
+      <w:proofErr w:type="gramStart"/>
+      <w:r>
+        <w:rPr>
+          <w:sz w:val="32"/>
+          <w:szCs w:val="32"/>
+        </w:rPr>
+        <w:t>the combat</w:t>
+      </w:r>
+      <w:proofErr w:type="gramEnd"/>
+      <w:r>
+        <w:rPr>
+          <w:sz w:val="32"/>
+          <w:szCs w:val="32"/>
+        </w:rPr>
+        <w:t>, having creatures with multiple moves to select from to attack other creatures with.</w:t>
+      </w:r>
+    </w:p>
+    <w:p>
+      <w:pPr>
+        <w:pStyle w:val="ListParagraph"/>
+        <w:numPr>
+          <w:ilvl w:val="0"/>
+          <w:numId w:val="2"/>
+        </w:numPr>
+        <w:rPr>
+          <w:b/>
+          <w:bCs/>
+          <w:sz w:val="40"/>
+          <w:szCs w:val="40"/>
+        </w:rPr>
+      </w:pPr>
+      <w:r>
+        <w:rPr>
+          <w:b/>
+          <w:bCs/>
+          <w:sz w:val="40"/>
+          <w:szCs w:val="40"/>
+        </w:rPr>
+        <w:t>Project Details</w:t>
       </w:r>
     </w:p>
     <w:p>
@@ -1081,14 +1165,168 @@
           <w:sz w:val="36"/>
           <w:szCs w:val="36"/>
         </w:rPr>
-        <w:t>Description here</w:t>
-      </w:r>
+        <w:t>Behavioral Details</w:t>
+      </w:r>
+    </w:p>
+    <w:p>
+      <w:pPr>
+        <w:pStyle w:val="ListParagraph"/>
+        <w:numPr>
+          <w:ilvl w:val="2"/>
+          <w:numId w:val="2"/>
+        </w:numPr>
+        <w:rPr>
+          <w:b/>
+          <w:bCs/>
+          <w:sz w:val="32"/>
+          <w:szCs w:val="32"/>
+        </w:rPr>
+      </w:pPr>
+      <w:r>
+        <w:rPr>
+          <w:sz w:val="32"/>
+          <w:szCs w:val="32"/>
+        </w:rPr>
+        <w:t>Server Communication</w:t>
+      </w:r>
+    </w:p>
+    <w:p>
+      <w:pPr>
+        <w:pStyle w:val="ListParagraph"/>
+        <w:numPr>
+          <w:ilvl w:val="3"/>
+          <w:numId w:val="2"/>
+        </w:numPr>
+        <w:rPr>
+          <w:b/>
+          <w:bCs/>
+          <w:sz w:val="32"/>
+          <w:szCs w:val="32"/>
+        </w:rPr>
+      </w:pPr>
+      <w:r>
+        <w:rPr>
+          <w:sz w:val="32"/>
+          <w:szCs w:val="32"/>
+        </w:rPr>
+        <w:t>When program boots, the client establishes a WebSocket connection with the server.</w:t>
+      </w:r>
+    </w:p>
+    <w:p>
+      <w:pPr>
+        <w:pStyle w:val="ListParagraph"/>
+        <w:numPr>
+          <w:ilvl w:val="3"/>
+          <w:numId w:val="2"/>
+        </w:numPr>
+        <w:rPr>
+          <w:b/>
+          <w:bCs/>
+          <w:sz w:val="32"/>
+          <w:szCs w:val="32"/>
+        </w:rPr>
+      </w:pPr>
+      <w:r>
+        <w:rPr>
+          <w:sz w:val="32"/>
+          <w:szCs w:val="32"/>
+        </w:rPr>
+        <w:t>Client to Server Requests</w:t>
+      </w:r>
+    </w:p>
+    <w:p>
+      <w:pPr>
+        <w:pStyle w:val="ListParagraph"/>
+        <w:numPr>
+          <w:ilvl w:val="4"/>
+          <w:numId w:val="2"/>
+        </w:numPr>
+        <w:rPr>
+          <w:b/>
+          <w:bCs/>
+          <w:sz w:val="32"/>
+          <w:szCs w:val="32"/>
+        </w:rPr>
+      </w:pPr>
+      <w:proofErr w:type="spellStart"/>
+      <w:r>
+        <w:rPr>
+          <w:sz w:val="32"/>
+          <w:szCs w:val="32"/>
+        </w:rPr>
+        <w:t>CreateLobby</w:t>
+      </w:r>
+      <w:proofErr w:type="spellEnd"/>
     </w:p>
     <w:p>
       <w:pPr>
         <w:pStyle w:val="ListParagraph"/>
         <w:numPr>
           <w:ilvl w:val="0"/>
+          <w:numId w:val="9"/>
+        </w:numPr>
+        <w:rPr>
+          <w:b/>
+          <w:bCs/>
+          <w:sz w:val="32"/>
+          <w:szCs w:val="32"/>
+        </w:rPr>
+      </w:pPr>
+      <w:r>
+        <w:rPr>
+          <w:sz w:val="32"/>
+          <w:szCs w:val="32"/>
+        </w:rPr>
+        <w:t xml:space="preserve">String </w:t>
+      </w:r>
+      <w:proofErr w:type="spellStart"/>
+      <w:r>
+        <w:rPr>
+          <w:b/>
+          <w:bCs/>
+          <w:sz w:val="32"/>
+          <w:szCs w:val="32"/>
+        </w:rPr>
+        <w:t>playerName</w:t>
+      </w:r>
+      <w:proofErr w:type="spellEnd"/>
+    </w:p>
+    <w:p>
+      <w:pPr>
+        <w:pStyle w:val="ListParagraph"/>
+        <w:numPr>
+          <w:ilvl w:val="0"/>
+          <w:numId w:val="9"/>
+        </w:numPr>
+        <w:rPr>
+          <w:b/>
+          <w:bCs/>
+          <w:sz w:val="32"/>
+          <w:szCs w:val="32"/>
+        </w:rPr>
+      </w:pPr>
+      <w:r>
+        <w:rPr>
+          <w:sz w:val="32"/>
+          <w:szCs w:val="32"/>
+        </w:rPr>
+        <w:t xml:space="preserve">String </w:t>
+      </w:r>
+      <w:r>
+        <w:rPr>
+          <w:b/>
+          <w:bCs/>
+          <w:sz w:val="32"/>
+          <w:szCs w:val="32"/>
+        </w:rPr>
+        <w:t>lobbyId</w:t>
+      </w:r>
+    </w:p>
+    <w:p>
+      <w:pPr>
+        <w:pStyle w:val="ListParagraph"/>
+        <w:numPr>
+          <w:ilvl w:val="5"/>
           <w:numId w:val="2"/>
         </w:numPr>
         <w:rPr>
@@ -1100,12 +1338,595 @@
       </w:pPr>
       <w:r>
         <w:rPr>
+          <w:sz w:val="32"/>
+          <w:szCs w:val="32"/>
+        </w:rPr>
+        <w:t xml:space="preserve">Sends a request to the server to create a lobby with </w:t>
+      </w:r>
+      <w:r>
+        <w:rPr>
+          <w:b/>
+          <w:bCs/>
+          <w:sz w:val="32"/>
+          <w:szCs w:val="32"/>
+        </w:rPr>
+        <w:t>lobbyId</w:t>
+      </w:r>
+      <w:r>
+        <w:rPr>
+          <w:sz w:val="32"/>
+          <w:szCs w:val="32"/>
+        </w:rPr>
+        <w:t xml:space="preserve">, this will also make the player with the name and place with </w:t>
+      </w:r>
+      <w:proofErr w:type="spellStart"/>
+      <w:r>
+        <w:rPr>
+          <w:b/>
+          <w:bCs/>
+          <w:sz w:val="32"/>
+          <w:szCs w:val="32"/>
+        </w:rPr>
+        <w:t>playerName</w:t>
+      </w:r>
+      <w:proofErr w:type="spellEnd"/>
+      <w:r>
+        <w:rPr>
+          <w:sz w:val="32"/>
+          <w:szCs w:val="32"/>
+        </w:rPr>
+        <w:t xml:space="preserve"> them in the lobby as the owner</w:t>
+      </w:r>
+    </w:p>
+    <w:p>
+      <w:pPr>
+        <w:pStyle w:val="ListParagraph"/>
+        <w:numPr>
+          <w:ilvl w:val="5"/>
+          <w:numId w:val="2"/>
+        </w:numPr>
+        <w:rPr>
           <w:b/>
           <w:bCs/>
           <w:sz w:val="40"/>
           <w:szCs w:val="40"/>
         </w:rPr>
-        <w:t>Project Details</w:t>
+      </w:pPr>
+      <w:r>
+        <w:rPr>
+          <w:sz w:val="32"/>
+          <w:szCs w:val="32"/>
+        </w:rPr>
+        <w:t>Fails upon:</w:t>
+      </w:r>
+    </w:p>
+    <w:p>
+      <w:pPr>
+        <w:pStyle w:val="ListParagraph"/>
+        <w:numPr>
+          <w:ilvl w:val="0"/>
+          <w:numId w:val="8"/>
+        </w:numPr>
+        <w:rPr>
+          <w:b/>
+          <w:bCs/>
+          <w:sz w:val="32"/>
+          <w:szCs w:val="32"/>
+        </w:rPr>
+      </w:pPr>
+      <w:r>
+        <w:rPr>
+          <w:sz w:val="32"/>
+          <w:szCs w:val="32"/>
+        </w:rPr>
+        <w:t xml:space="preserve">Lobby Already exists with id = </w:t>
+      </w:r>
+      <w:r>
+        <w:rPr>
+          <w:b/>
+          <w:bCs/>
+          <w:sz w:val="32"/>
+          <w:szCs w:val="32"/>
+        </w:rPr>
+        <w:t>lobbyId</w:t>
+      </w:r>
+    </w:p>
+    <w:p>
+      <w:pPr>
+        <w:pStyle w:val="ListParagraph"/>
+        <w:numPr>
+          <w:ilvl w:val="4"/>
+          <w:numId w:val="2"/>
+        </w:numPr>
+        <w:rPr>
+          <w:sz w:val="32"/>
+          <w:szCs w:val="32"/>
+        </w:rPr>
+      </w:pPr>
+      <w:proofErr w:type="spellStart"/>
+      <w:r>
+        <w:rPr>
+          <w:sz w:val="32"/>
+          <w:szCs w:val="32"/>
+        </w:rPr>
+        <w:t>JoinLobby</w:t>
+      </w:r>
+      <w:proofErr w:type="spellEnd"/>
+    </w:p>
+    <w:p>
+      <w:pPr>
+        <w:pStyle w:val="ListParagraph"/>
+        <w:numPr>
+          <w:ilvl w:val="0"/>
+          <w:numId w:val="8"/>
+        </w:numPr>
+        <w:rPr>
+          <w:sz w:val="32"/>
+          <w:szCs w:val="32"/>
+        </w:rPr>
+      </w:pPr>
+      <w:r>
+        <w:rPr>
+          <w:sz w:val="32"/>
+          <w:szCs w:val="32"/>
+        </w:rPr>
+        <w:t xml:space="preserve">String </w:t>
+      </w:r>
+      <w:proofErr w:type="spellStart"/>
+      <w:r>
+        <w:rPr>
+          <w:b/>
+          <w:bCs/>
+          <w:sz w:val="32"/>
+          <w:szCs w:val="32"/>
+        </w:rPr>
+        <w:t>playerName</w:t>
+      </w:r>
+      <w:proofErr w:type="spellEnd"/>
+    </w:p>
+    <w:p>
+      <w:pPr>
+        <w:pStyle w:val="ListParagraph"/>
+        <w:numPr>
+          <w:ilvl w:val="0"/>
+          <w:numId w:val="8"/>
+        </w:numPr>
+        <w:rPr>
+          <w:sz w:val="32"/>
+          <w:szCs w:val="32"/>
+        </w:rPr>
+      </w:pPr>
+      <w:r>
+        <w:rPr>
+          <w:sz w:val="32"/>
+          <w:szCs w:val="32"/>
+        </w:rPr>
+        <w:t xml:space="preserve">String </w:t>
+      </w:r>
+      <w:r>
+        <w:rPr>
+          <w:b/>
+          <w:bCs/>
+          <w:sz w:val="32"/>
+          <w:szCs w:val="32"/>
+        </w:rPr>
+        <w:t>lobbyId</w:t>
+      </w:r>
+    </w:p>
+    <w:p>
+      <w:pPr>
+        <w:pStyle w:val="ListParagraph"/>
+        <w:numPr>
+          <w:ilvl w:val="5"/>
+          <w:numId w:val="2"/>
+        </w:numPr>
+        <w:rPr>
+          <w:sz w:val="40"/>
+          <w:szCs w:val="40"/>
+        </w:rPr>
+      </w:pPr>
+      <w:r>
+        <w:rPr>
+          <w:sz w:val="32"/>
+          <w:szCs w:val="32"/>
+        </w:rPr>
+        <w:lastRenderedPageBreak/>
+        <w:t xml:space="preserve">Sends a request to the server to join a lobby with </w:t>
+      </w:r>
+      <w:r>
+        <w:rPr>
+          <w:b/>
+          <w:bCs/>
+          <w:sz w:val="32"/>
+          <w:szCs w:val="32"/>
+        </w:rPr>
+        <w:t>lobbyId</w:t>
+      </w:r>
+      <w:r>
+        <w:rPr>
+          <w:sz w:val="32"/>
+          <w:szCs w:val="32"/>
+        </w:rPr>
+        <w:t xml:space="preserve">, this will also make the player with </w:t>
+      </w:r>
+      <w:proofErr w:type="spellStart"/>
+      <w:r>
+        <w:rPr>
+          <w:b/>
+          <w:bCs/>
+          <w:sz w:val="32"/>
+          <w:szCs w:val="32"/>
+        </w:rPr>
+        <w:t>playerName</w:t>
+      </w:r>
+      <w:proofErr w:type="spellEnd"/>
+      <w:r>
+        <w:rPr>
+          <w:sz w:val="32"/>
+          <w:szCs w:val="32"/>
+        </w:rPr>
+        <w:t xml:space="preserve"> and place them in the lobby</w:t>
+      </w:r>
+    </w:p>
+    <w:p>
+      <w:pPr>
+        <w:pStyle w:val="ListParagraph"/>
+        <w:numPr>
+          <w:ilvl w:val="5"/>
+          <w:numId w:val="2"/>
+        </w:numPr>
+        <w:rPr>
+          <w:sz w:val="40"/>
+          <w:szCs w:val="40"/>
+        </w:rPr>
+      </w:pPr>
+      <w:r>
+        <w:rPr>
+          <w:sz w:val="32"/>
+          <w:szCs w:val="32"/>
+        </w:rPr>
+        <w:t>Fails upon:</w:t>
+      </w:r>
+    </w:p>
+    <w:p>
+      <w:pPr>
+        <w:pStyle w:val="ListParagraph"/>
+        <w:numPr>
+          <w:ilvl w:val="0"/>
+          <w:numId w:val="7"/>
+        </w:numPr>
+        <w:rPr>
+          <w:sz w:val="32"/>
+          <w:szCs w:val="32"/>
+        </w:rPr>
+      </w:pPr>
+      <w:r>
+        <w:rPr>
+          <w:sz w:val="32"/>
+          <w:szCs w:val="32"/>
+        </w:rPr>
+        <w:t>Lobby already has max players</w:t>
+      </w:r>
+    </w:p>
+    <w:p>
+      <w:pPr>
+        <w:pStyle w:val="ListParagraph"/>
+        <w:numPr>
+          <w:ilvl w:val="0"/>
+          <w:numId w:val="7"/>
+        </w:numPr>
+        <w:rPr>
+          <w:sz w:val="32"/>
+          <w:szCs w:val="32"/>
+        </w:rPr>
+      </w:pPr>
+      <w:r>
+        <w:rPr>
+          <w:sz w:val="32"/>
+          <w:szCs w:val="32"/>
+        </w:rPr>
+        <w:t>Lobby.stage ≠ StageState.LobbyStage</w:t>
+      </w:r>
+    </w:p>
+    <w:p>
+      <w:pPr>
+        <w:pStyle w:val="ListParagraph"/>
+        <w:numPr>
+          <w:ilvl w:val="4"/>
+          <w:numId w:val="2"/>
+        </w:numPr>
+        <w:rPr>
+          <w:sz w:val="32"/>
+          <w:szCs w:val="32"/>
+        </w:rPr>
+      </w:pPr>
+      <w:proofErr w:type="spellStart"/>
+      <w:r>
+        <w:rPr>
+          <w:sz w:val="32"/>
+          <w:szCs w:val="32"/>
+        </w:rPr>
+        <w:t>StartGame</w:t>
+      </w:r>
+      <w:proofErr w:type="spellEnd"/>
+    </w:p>
+    <w:p>
+      <w:pPr>
+        <w:pStyle w:val="ListParagraph"/>
+        <w:numPr>
+          <w:ilvl w:val="0"/>
+          <w:numId w:val="7"/>
+        </w:numPr>
+        <w:rPr>
+          <w:sz w:val="32"/>
+          <w:szCs w:val="32"/>
+        </w:rPr>
+      </w:pPr>
+      <w:r>
+        <w:rPr>
+          <w:sz w:val="32"/>
+          <w:szCs w:val="32"/>
+        </w:rPr>
+        <w:t xml:space="preserve">String </w:t>
+      </w:r>
+      <w:r>
+        <w:rPr>
+          <w:b/>
+          <w:bCs/>
+          <w:sz w:val="32"/>
+          <w:szCs w:val="32"/>
+        </w:rPr>
+        <w:t>lobbyId</w:t>
+      </w:r>
+    </w:p>
+    <w:p>
+      <w:pPr>
+        <w:pStyle w:val="ListParagraph"/>
+        <w:numPr>
+          <w:ilvl w:val="5"/>
+          <w:numId w:val="2"/>
+        </w:numPr>
+        <w:spacing w:after="0"/>
+        <w:rPr>
+          <w:sz w:val="32"/>
+          <w:szCs w:val="32"/>
+        </w:rPr>
+      </w:pPr>
+      <w:r>
+        <w:rPr>
+          <w:sz w:val="32"/>
+          <w:szCs w:val="32"/>
+        </w:rPr>
+        <w:t xml:space="preserve">Sends a request to the server to start the lobby with </w:t>
+      </w:r>
+      <w:r>
+        <w:rPr>
+          <w:b/>
+          <w:bCs/>
+          <w:sz w:val="32"/>
+          <w:szCs w:val="32"/>
+        </w:rPr>
+        <w:t>lobbyId</w:t>
+      </w:r>
+      <w:r>
+        <w:rPr>
+          <w:sz w:val="32"/>
+          <w:szCs w:val="32"/>
+        </w:rPr>
+        <w:t>. The server gets the requesting player based on the session making the request’s id.</w:t>
+      </w:r>
+    </w:p>
+    <w:p>
+      <w:pPr>
+        <w:pStyle w:val="ListParagraph"/>
+        <w:numPr>
+          <w:ilvl w:val="5"/>
+          <w:numId w:val="2"/>
+        </w:numPr>
+        <w:spacing w:after="0"/>
+        <w:rPr>
+          <w:sz w:val="32"/>
+          <w:szCs w:val="32"/>
+        </w:rPr>
+      </w:pPr>
+      <w:r>
+        <w:rPr>
+          <w:sz w:val="32"/>
+          <w:szCs w:val="32"/>
+        </w:rPr>
+        <w:t>Fails upon:</w:t>
+      </w:r>
+    </w:p>
+    <w:p>
+      <w:pPr>
+        <w:pStyle w:val="ListParagraph"/>
+        <w:numPr>
+          <w:ilvl w:val="0"/>
+          <w:numId w:val="6"/>
+        </w:numPr>
+        <w:spacing w:after="0"/>
+        <w:rPr>
+          <w:sz w:val="32"/>
+          <w:szCs w:val="32"/>
+        </w:rPr>
+      </w:pPr>
+      <w:r>
+        <w:rPr>
+          <w:sz w:val="32"/>
+          <w:szCs w:val="32"/>
+        </w:rPr>
+        <w:t>Client who made request ≠ owner of the lobby</w:t>
+      </w:r>
+    </w:p>
+    <w:p>
+      <w:pPr>
+        <w:pStyle w:val="ListParagraph"/>
+        <w:numPr>
+          <w:ilvl w:val="0"/>
+          <w:numId w:val="6"/>
+        </w:numPr>
+        <w:spacing w:after="0"/>
+        <w:rPr>
+          <w:sz w:val="32"/>
+          <w:szCs w:val="32"/>
+        </w:rPr>
+      </w:pPr>
+      <w:r>
+        <w:rPr>
+          <w:sz w:val="32"/>
+          <w:szCs w:val="32"/>
+        </w:rPr>
+        <w:t>Lobby.stage ≠ StageState.LobbyStage</w:t>
+      </w:r>
+    </w:p>
+    <w:p>
+      <w:pPr>
+        <w:pStyle w:val="ListParagraph"/>
+        <w:numPr>
+          <w:ilvl w:val="0"/>
+          <w:numId w:val="6"/>
+        </w:numPr>
+        <w:spacing w:after="0"/>
+        <w:rPr>
+          <w:sz w:val="32"/>
+          <w:szCs w:val="32"/>
+        </w:rPr>
+      </w:pPr>
+      <w:r>
+        <w:rPr>
+          <w:sz w:val="32"/>
+          <w:szCs w:val="32"/>
+        </w:rPr>
+        <w:t>Lobby not having the proper amount of players</w:t>
+      </w:r>
+    </w:p>
+    <w:p>
+      <w:pPr>
+        <w:pStyle w:val="ListParagraph"/>
+        <w:numPr>
+          <w:ilvl w:val="4"/>
+          <w:numId w:val="2"/>
+        </w:numPr>
+        <w:rPr>
+          <w:sz w:val="32"/>
+          <w:szCs w:val="32"/>
+        </w:rPr>
+      </w:pPr>
+      <w:r>
+        <w:rPr>
+          <w:sz w:val="32"/>
+          <w:szCs w:val="32"/>
+        </w:rPr>
+        <w:t>ReadyUp</w:t>
+      </w:r>
+    </w:p>
+    <w:p>
+      <w:pPr>
+        <w:pStyle w:val="ListParagraph"/>
+        <w:numPr>
+          <w:ilvl w:val="0"/>
+          <w:numId w:val="6"/>
+        </w:numPr>
+        <w:rPr>
+          <w:sz w:val="32"/>
+          <w:szCs w:val="32"/>
+        </w:rPr>
+      </w:pPr>
+      <w:r>
+        <w:rPr>
+          <w:sz w:val="32"/>
+          <w:szCs w:val="32"/>
+        </w:rPr>
+        <w:t xml:space="preserve">String </w:t>
+      </w:r>
+      <w:r>
+        <w:rPr>
+          <w:b/>
+          <w:bCs/>
+          <w:sz w:val="32"/>
+          <w:szCs w:val="32"/>
+        </w:rPr>
+        <w:t>lobbyId</w:t>
+      </w:r>
+    </w:p>
+    <w:p>
+      <w:pPr>
+        <w:pStyle w:val="ListParagraph"/>
+        <w:numPr>
+          <w:ilvl w:val="5"/>
+          <w:numId w:val="2"/>
+        </w:numPr>
+        <w:rPr>
+          <w:sz w:val="32"/>
+          <w:szCs w:val="32"/>
+        </w:rPr>
+      </w:pPr>
+      <w:r>
+        <w:rPr>
+          <w:sz w:val="32"/>
+          <w:szCs w:val="32"/>
+        </w:rPr>
+        <w:t>Sends a request to the server to ready up the player (obtained through the session.id).</w:t>
+      </w:r>
+    </w:p>
+    <w:p>
+      <w:pPr>
+        <w:pStyle w:val="ListParagraph"/>
+        <w:numPr>
+          <w:ilvl w:val="5"/>
+          <w:numId w:val="2"/>
+        </w:numPr>
+        <w:rPr>
+          <w:sz w:val="32"/>
+          <w:szCs w:val="32"/>
+        </w:rPr>
+      </w:pPr>
+      <w:r>
+        <w:rPr>
+          <w:sz w:val="32"/>
+          <w:szCs w:val="32"/>
+        </w:rPr>
+        <w:t>Fails upon:</w:t>
+      </w:r>
+    </w:p>
+    <w:p>
+      <w:pPr>
+        <w:pStyle w:val="ListParagraph"/>
+        <w:numPr>
+          <w:ilvl w:val="0"/>
+          <w:numId w:val="6"/>
+        </w:numPr>
+        <w:rPr>
+          <w:sz w:val="32"/>
+          <w:szCs w:val="32"/>
+        </w:rPr>
+      </w:pPr>
+      <w:r>
+        <w:rPr>
+          <w:sz w:val="32"/>
+          <w:szCs w:val="32"/>
+        </w:rPr>
+        <w:t>Player not being in a lobby</w:t>
+      </w:r>
+    </w:p>
+    <w:p>
+      <w:pPr>
+        <w:pStyle w:val="ListParagraph"/>
+        <w:numPr>
+          <w:ilvl w:val="4"/>
+          <w:numId w:val="2"/>
+        </w:numPr>
+        <w:rPr>
+          <w:sz w:val="32"/>
+          <w:szCs w:val="32"/>
+        </w:rPr>
+      </w:pPr>
+      <w:r>
+        <w:rPr>
+          <w:sz w:val="32"/>
+          <w:szCs w:val="32"/>
+        </w:rPr>
+        <w:t>More Server Requests here</w:t>
       </w:r>
     </w:p>
     <w:p>
@@ -1129,801 +1950,16 @@
           <w:sz w:val="36"/>
           <w:szCs w:val="36"/>
         </w:rPr>
-        <w:t>Behavioral Details</w:t>
-      </w:r>
-    </w:p>
-    <w:p>
-      <w:pPr>
-        <w:pStyle w:val="ListParagraph"/>
-        <w:numPr>
-          <w:ilvl w:val="2"/>
-          <w:numId w:val="2"/>
-        </w:numPr>
-        <w:rPr>
-          <w:b/>
-          <w:bCs/>
-          <w:sz w:val="32"/>
-          <w:szCs w:val="32"/>
-        </w:rPr>
-      </w:pPr>
-      <w:r>
-        <w:rPr>
-          <w:sz w:val="32"/>
-          <w:szCs w:val="32"/>
-        </w:rPr>
-        <w:t>Server Communication</w:t>
-      </w:r>
-    </w:p>
-    <w:p>
-      <w:pPr>
-        <w:pStyle w:val="ListParagraph"/>
-        <w:numPr>
-          <w:ilvl w:val="3"/>
-          <w:numId w:val="2"/>
-        </w:numPr>
-        <w:rPr>
-          <w:b/>
-          <w:bCs/>
-          <w:sz w:val="32"/>
-          <w:szCs w:val="32"/>
-        </w:rPr>
-      </w:pPr>
-      <w:r>
-        <w:rPr>
-          <w:sz w:val="32"/>
-          <w:szCs w:val="32"/>
-        </w:rPr>
-        <w:t>When program boots, the client establishes a WebSocket connection with the server.</w:t>
-      </w:r>
-    </w:p>
-    <w:p>
-      <w:pPr>
-        <w:pStyle w:val="ListParagraph"/>
-        <w:numPr>
-          <w:ilvl w:val="3"/>
-          <w:numId w:val="2"/>
-        </w:numPr>
-        <w:rPr>
-          <w:b/>
-          <w:bCs/>
-          <w:sz w:val="32"/>
-          <w:szCs w:val="32"/>
-        </w:rPr>
-      </w:pPr>
-      <w:r>
-        <w:rPr>
-          <w:sz w:val="32"/>
-          <w:szCs w:val="32"/>
-        </w:rPr>
-        <w:t>Client to Server Requests</w:t>
-      </w:r>
-    </w:p>
-    <w:p>
-      <w:pPr>
-        <w:pStyle w:val="ListParagraph"/>
-        <w:numPr>
-          <w:ilvl w:val="4"/>
-          <w:numId w:val="2"/>
-        </w:numPr>
-        <w:rPr>
-          <w:b/>
-          <w:bCs/>
-          <w:sz w:val="32"/>
-          <w:szCs w:val="32"/>
-        </w:rPr>
-      </w:pPr>
-      <w:proofErr w:type="spellStart"/>
-      <w:r>
-        <w:rPr>
-          <w:sz w:val="32"/>
-          <w:szCs w:val="32"/>
-        </w:rPr>
-        <w:t>CreateLobby</w:t>
-      </w:r>
-      <w:proofErr w:type="spellEnd"/>
-    </w:p>
-    <w:p>
-      <w:pPr>
-        <w:pStyle w:val="ListParagraph"/>
-        <w:numPr>
-          <w:ilvl w:val="0"/>
-          <w:numId w:val="9"/>
-        </w:numPr>
-        <w:rPr>
-          <w:b/>
-          <w:bCs/>
-          <w:sz w:val="32"/>
-          <w:szCs w:val="32"/>
-        </w:rPr>
-      </w:pPr>
-      <w:r>
-        <w:rPr>
-          <w:sz w:val="32"/>
-          <w:szCs w:val="32"/>
-        </w:rPr>
-        <w:t xml:space="preserve">String </w:t>
-      </w:r>
-      <w:proofErr w:type="spellStart"/>
-      <w:r>
-        <w:rPr>
-          <w:b/>
-          <w:bCs/>
-          <w:sz w:val="32"/>
-          <w:szCs w:val="32"/>
-        </w:rPr>
-        <w:t>playerName</w:t>
-      </w:r>
-      <w:proofErr w:type="spellEnd"/>
-    </w:p>
-    <w:p>
-      <w:pPr>
-        <w:pStyle w:val="ListParagraph"/>
-        <w:numPr>
-          <w:ilvl w:val="0"/>
-          <w:numId w:val="9"/>
-        </w:numPr>
-        <w:rPr>
-          <w:b/>
-          <w:bCs/>
-          <w:sz w:val="32"/>
-          <w:szCs w:val="32"/>
-        </w:rPr>
-      </w:pPr>
-      <w:r>
-        <w:rPr>
-          <w:sz w:val="32"/>
-          <w:szCs w:val="32"/>
-        </w:rPr>
-        <w:t xml:space="preserve">String </w:t>
-      </w:r>
-      <w:r>
-        <w:rPr>
-          <w:b/>
-          <w:bCs/>
-          <w:sz w:val="32"/>
-          <w:szCs w:val="32"/>
-        </w:rPr>
-        <w:t>lobbyId</w:t>
-      </w:r>
-    </w:p>
-    <w:p>
-      <w:pPr>
-        <w:pStyle w:val="ListParagraph"/>
-        <w:numPr>
-          <w:ilvl w:val="5"/>
-          <w:numId w:val="2"/>
-        </w:numPr>
-        <w:rPr>
-          <w:b/>
-          <w:bCs/>
-          <w:sz w:val="40"/>
-          <w:szCs w:val="40"/>
-        </w:rPr>
-      </w:pPr>
-      <w:r>
-        <w:rPr>
-          <w:sz w:val="32"/>
-          <w:szCs w:val="32"/>
-        </w:rPr>
-        <w:t xml:space="preserve">Sends a request to the server to create a lobby with </w:t>
-      </w:r>
-      <w:r>
-        <w:rPr>
-          <w:b/>
-          <w:bCs/>
-          <w:sz w:val="32"/>
-          <w:szCs w:val="32"/>
-        </w:rPr>
-        <w:t>lobbyId</w:t>
-      </w:r>
-      <w:r>
-        <w:rPr>
-          <w:sz w:val="32"/>
-          <w:szCs w:val="32"/>
-        </w:rPr>
-        <w:t xml:space="preserve">, this will also make the player with the name and place with </w:t>
-      </w:r>
-      <w:proofErr w:type="spellStart"/>
-      <w:r>
-        <w:rPr>
-          <w:b/>
-          <w:bCs/>
-          <w:sz w:val="32"/>
-          <w:szCs w:val="32"/>
-        </w:rPr>
-        <w:t>playerName</w:t>
-      </w:r>
-      <w:proofErr w:type="spellEnd"/>
-      <w:r>
-        <w:rPr>
-          <w:sz w:val="32"/>
-          <w:szCs w:val="32"/>
-        </w:rPr>
-        <w:t xml:space="preserve"> them in the lobby as the owner</w:t>
-      </w:r>
-    </w:p>
-    <w:p>
-      <w:pPr>
-        <w:pStyle w:val="ListParagraph"/>
-        <w:numPr>
-          <w:ilvl w:val="5"/>
-          <w:numId w:val="2"/>
-        </w:numPr>
-        <w:rPr>
-          <w:b/>
-          <w:bCs/>
-          <w:sz w:val="40"/>
-          <w:szCs w:val="40"/>
-        </w:rPr>
-      </w:pPr>
-      <w:r>
-        <w:rPr>
-          <w:sz w:val="32"/>
-          <w:szCs w:val="32"/>
-        </w:rPr>
-        <w:t>Fails upon:</w:t>
-      </w:r>
-    </w:p>
-    <w:p>
-      <w:pPr>
-        <w:pStyle w:val="ListParagraph"/>
-        <w:numPr>
-          <w:ilvl w:val="0"/>
-          <w:numId w:val="8"/>
-        </w:numPr>
-        <w:rPr>
-          <w:b/>
-          <w:bCs/>
-          <w:sz w:val="32"/>
-          <w:szCs w:val="32"/>
-        </w:rPr>
-      </w:pPr>
-      <w:r>
-        <w:rPr>
-          <w:sz w:val="32"/>
-          <w:szCs w:val="32"/>
-        </w:rPr>
-        <w:t xml:space="preserve">Lobby Already exists with id = </w:t>
-      </w:r>
-      <w:r>
-        <w:rPr>
-          <w:b/>
-          <w:bCs/>
-          <w:sz w:val="32"/>
-          <w:szCs w:val="32"/>
-        </w:rPr>
-        <w:t>lobbyId</w:t>
-      </w:r>
-    </w:p>
-    <w:p>
-      <w:pPr>
-        <w:pStyle w:val="ListParagraph"/>
-        <w:numPr>
-          <w:ilvl w:val="4"/>
-          <w:numId w:val="2"/>
-        </w:numPr>
-        <w:rPr>
-          <w:sz w:val="32"/>
-          <w:szCs w:val="32"/>
-        </w:rPr>
-      </w:pPr>
-      <w:proofErr w:type="spellStart"/>
-      <w:r>
-        <w:rPr>
-          <w:sz w:val="32"/>
-          <w:szCs w:val="32"/>
-        </w:rPr>
-        <w:t>JoinLobby</w:t>
-      </w:r>
-      <w:proofErr w:type="spellEnd"/>
-    </w:p>
-    <w:p>
-      <w:pPr>
-        <w:pStyle w:val="ListParagraph"/>
-        <w:numPr>
-          <w:ilvl w:val="0"/>
-          <w:numId w:val="8"/>
-        </w:numPr>
-        <w:rPr>
-          <w:sz w:val="32"/>
-          <w:szCs w:val="32"/>
-        </w:rPr>
-      </w:pPr>
-      <w:r>
-        <w:rPr>
-          <w:sz w:val="32"/>
-          <w:szCs w:val="32"/>
-        </w:rPr>
-        <w:t xml:space="preserve">String </w:t>
-      </w:r>
-      <w:proofErr w:type="spellStart"/>
-      <w:r>
-        <w:rPr>
-          <w:b/>
-          <w:bCs/>
-          <w:sz w:val="32"/>
-          <w:szCs w:val="32"/>
-        </w:rPr>
-        <w:t>playerName</w:t>
-      </w:r>
-      <w:proofErr w:type="spellEnd"/>
-    </w:p>
-    <w:p>
-      <w:pPr>
-        <w:pStyle w:val="ListParagraph"/>
-        <w:numPr>
-          <w:ilvl w:val="0"/>
-          <w:numId w:val="8"/>
-        </w:numPr>
-        <w:rPr>
-          <w:sz w:val="32"/>
-          <w:szCs w:val="32"/>
-        </w:rPr>
-      </w:pPr>
-      <w:r>
-        <w:rPr>
-          <w:sz w:val="32"/>
-          <w:szCs w:val="32"/>
-        </w:rPr>
-        <w:t xml:space="preserve">String </w:t>
-      </w:r>
-      <w:r>
-        <w:rPr>
-          <w:b/>
-          <w:bCs/>
-          <w:sz w:val="32"/>
-          <w:szCs w:val="32"/>
-        </w:rPr>
-        <w:t>lobbyId</w:t>
-      </w:r>
-    </w:p>
-    <w:p>
-      <w:pPr>
-        <w:pStyle w:val="ListParagraph"/>
-        <w:numPr>
-          <w:ilvl w:val="5"/>
-          <w:numId w:val="2"/>
-        </w:numPr>
-        <w:rPr>
-          <w:sz w:val="40"/>
-          <w:szCs w:val="40"/>
-        </w:rPr>
-      </w:pPr>
-      <w:r>
-        <w:rPr>
-          <w:sz w:val="32"/>
-          <w:szCs w:val="32"/>
-        </w:rPr>
-        <w:t xml:space="preserve">Sends a request to the server to join a lobby with </w:t>
-      </w:r>
-      <w:r>
-        <w:rPr>
-          <w:b/>
-          <w:bCs/>
-          <w:sz w:val="32"/>
-          <w:szCs w:val="32"/>
-        </w:rPr>
-        <w:t>lobbyId</w:t>
-      </w:r>
-      <w:r>
-        <w:rPr>
-          <w:sz w:val="32"/>
-          <w:szCs w:val="32"/>
-        </w:rPr>
-        <w:t xml:space="preserve">, this will also make the player with </w:t>
-      </w:r>
-      <w:proofErr w:type="spellStart"/>
-      <w:r>
-        <w:rPr>
-          <w:b/>
-          <w:bCs/>
-          <w:sz w:val="32"/>
-          <w:szCs w:val="32"/>
-        </w:rPr>
-        <w:t>playerName</w:t>
-      </w:r>
-      <w:proofErr w:type="spellEnd"/>
-      <w:r>
-        <w:rPr>
-          <w:sz w:val="32"/>
-          <w:szCs w:val="32"/>
-        </w:rPr>
-        <w:t xml:space="preserve"> and place them in the lobby</w:t>
-      </w:r>
-    </w:p>
-    <w:p>
-      <w:pPr>
-        <w:pStyle w:val="ListParagraph"/>
-        <w:numPr>
-          <w:ilvl w:val="5"/>
-          <w:numId w:val="2"/>
-        </w:numPr>
-        <w:rPr>
-          <w:sz w:val="40"/>
-          <w:szCs w:val="40"/>
-        </w:rPr>
-      </w:pPr>
-      <w:r>
-        <w:rPr>
-          <w:sz w:val="32"/>
-          <w:szCs w:val="32"/>
-        </w:rPr>
-        <w:t>Fails upon:</w:t>
-      </w:r>
-    </w:p>
-    <w:p>
-      <w:pPr>
-        <w:pStyle w:val="ListParagraph"/>
-        <w:numPr>
-          <w:ilvl w:val="0"/>
-          <w:numId w:val="7"/>
-        </w:numPr>
-        <w:rPr>
-          <w:sz w:val="32"/>
-          <w:szCs w:val="32"/>
-        </w:rPr>
-      </w:pPr>
-      <w:r>
-        <w:rPr>
-          <w:sz w:val="32"/>
-          <w:szCs w:val="32"/>
-        </w:rPr>
-        <w:t>Lobby already has max players</w:t>
-      </w:r>
-    </w:p>
-    <w:p>
-      <w:pPr>
-        <w:pStyle w:val="ListParagraph"/>
-        <w:numPr>
-          <w:ilvl w:val="0"/>
-          <w:numId w:val="7"/>
-        </w:numPr>
-        <w:rPr>
-          <w:sz w:val="32"/>
-          <w:szCs w:val="32"/>
-        </w:rPr>
-      </w:pPr>
-      <w:r>
-        <w:rPr>
-          <w:sz w:val="32"/>
-          <w:szCs w:val="32"/>
-        </w:rPr>
-        <w:t>Lobby.stage ≠ StageState.LobbyStage</w:t>
-      </w:r>
-    </w:p>
-    <w:p>
-      <w:pPr>
-        <w:pStyle w:val="ListParagraph"/>
-        <w:numPr>
-          <w:ilvl w:val="4"/>
-          <w:numId w:val="2"/>
-        </w:numPr>
-        <w:rPr>
-          <w:sz w:val="32"/>
-          <w:szCs w:val="32"/>
-        </w:rPr>
-      </w:pPr>
-      <w:proofErr w:type="spellStart"/>
-      <w:r>
-        <w:rPr>
-          <w:sz w:val="32"/>
-          <w:szCs w:val="32"/>
-        </w:rPr>
-        <w:t>StartGame</w:t>
-      </w:r>
-      <w:proofErr w:type="spellEnd"/>
-    </w:p>
-    <w:p>
-      <w:pPr>
-        <w:pStyle w:val="ListParagraph"/>
-        <w:numPr>
-          <w:ilvl w:val="0"/>
-          <w:numId w:val="7"/>
-        </w:numPr>
-        <w:rPr>
-          <w:sz w:val="32"/>
-          <w:szCs w:val="32"/>
-        </w:rPr>
-      </w:pPr>
-      <w:r>
-        <w:rPr>
-          <w:sz w:val="32"/>
-          <w:szCs w:val="32"/>
-        </w:rPr>
-        <w:lastRenderedPageBreak/>
-        <w:t xml:space="preserve">String </w:t>
-      </w:r>
-      <w:r>
-        <w:rPr>
-          <w:b/>
-          <w:bCs/>
-          <w:sz w:val="32"/>
-          <w:szCs w:val="32"/>
-        </w:rPr>
-        <w:t>lobbyId</w:t>
-      </w:r>
-    </w:p>
-    <w:p>
-      <w:pPr>
-        <w:pStyle w:val="ListParagraph"/>
-        <w:numPr>
-          <w:ilvl w:val="5"/>
-          <w:numId w:val="2"/>
-        </w:numPr>
-        <w:spacing w:after="0"/>
-        <w:rPr>
-          <w:sz w:val="32"/>
-          <w:szCs w:val="32"/>
-        </w:rPr>
-      </w:pPr>
-      <w:r>
-        <w:rPr>
-          <w:sz w:val="32"/>
-          <w:szCs w:val="32"/>
-        </w:rPr>
-        <w:t xml:space="preserve">Sends a request to the server to start the lobby with </w:t>
-      </w:r>
-      <w:r>
-        <w:rPr>
-          <w:b/>
-          <w:bCs/>
-          <w:sz w:val="32"/>
-          <w:szCs w:val="32"/>
-        </w:rPr>
-        <w:t>lobbyId</w:t>
-      </w:r>
-      <w:r>
-        <w:rPr>
-          <w:sz w:val="32"/>
-          <w:szCs w:val="32"/>
-        </w:rPr>
-        <w:t>. The server gets the requesting player based on the session making the request’s id.</w:t>
-      </w:r>
-    </w:p>
-    <w:p>
-      <w:pPr>
-        <w:pStyle w:val="ListParagraph"/>
-        <w:numPr>
-          <w:ilvl w:val="5"/>
-          <w:numId w:val="2"/>
-        </w:numPr>
-        <w:spacing w:after="0"/>
-        <w:rPr>
-          <w:sz w:val="32"/>
-          <w:szCs w:val="32"/>
-        </w:rPr>
-      </w:pPr>
-      <w:r>
-        <w:rPr>
-          <w:sz w:val="32"/>
-          <w:szCs w:val="32"/>
-        </w:rPr>
-        <w:t>Fails upon:</w:t>
-      </w:r>
-    </w:p>
-    <w:p>
-      <w:pPr>
-        <w:pStyle w:val="ListParagraph"/>
-        <w:numPr>
-          <w:ilvl w:val="0"/>
-          <w:numId w:val="6"/>
-        </w:numPr>
-        <w:spacing w:after="0"/>
-        <w:rPr>
-          <w:sz w:val="32"/>
-          <w:szCs w:val="32"/>
-        </w:rPr>
-      </w:pPr>
-      <w:r>
-        <w:rPr>
-          <w:sz w:val="32"/>
-          <w:szCs w:val="32"/>
-        </w:rPr>
-        <w:t>Client who made request ≠ owner of the lobby</w:t>
-      </w:r>
-    </w:p>
-    <w:p>
-      <w:pPr>
-        <w:pStyle w:val="ListParagraph"/>
-        <w:numPr>
-          <w:ilvl w:val="0"/>
-          <w:numId w:val="6"/>
-        </w:numPr>
-        <w:spacing w:after="0"/>
-        <w:rPr>
-          <w:sz w:val="32"/>
-          <w:szCs w:val="32"/>
-        </w:rPr>
-      </w:pPr>
-      <w:r>
-        <w:rPr>
-          <w:sz w:val="32"/>
-          <w:szCs w:val="32"/>
-        </w:rPr>
-        <w:t>Lobby.stage ≠ StageState.LobbyStage</w:t>
-      </w:r>
-    </w:p>
-    <w:p>
-      <w:pPr>
-        <w:pStyle w:val="ListParagraph"/>
-        <w:numPr>
-          <w:ilvl w:val="0"/>
-          <w:numId w:val="6"/>
-        </w:numPr>
-        <w:spacing w:after="0"/>
-        <w:rPr>
-          <w:sz w:val="32"/>
-          <w:szCs w:val="32"/>
-        </w:rPr>
-      </w:pPr>
-      <w:r>
-        <w:rPr>
-          <w:sz w:val="32"/>
-          <w:szCs w:val="32"/>
-        </w:rPr>
-        <w:t>Lobby not having the proper amount of players</w:t>
-      </w:r>
-    </w:p>
-    <w:p>
-      <w:pPr>
-        <w:pStyle w:val="ListParagraph"/>
-        <w:numPr>
-          <w:ilvl w:val="4"/>
-          <w:numId w:val="2"/>
-        </w:numPr>
-        <w:rPr>
-          <w:sz w:val="32"/>
-          <w:szCs w:val="32"/>
-        </w:rPr>
-      </w:pPr>
-      <w:r>
-        <w:rPr>
-          <w:sz w:val="32"/>
-          <w:szCs w:val="32"/>
-        </w:rPr>
-        <w:t>ReadyUp</w:t>
-      </w:r>
-    </w:p>
-    <w:p>
-      <w:pPr>
-        <w:pStyle w:val="ListParagraph"/>
-        <w:numPr>
-          <w:ilvl w:val="0"/>
-          <w:numId w:val="6"/>
-        </w:numPr>
-        <w:rPr>
-          <w:sz w:val="32"/>
-          <w:szCs w:val="32"/>
-        </w:rPr>
-      </w:pPr>
-      <w:r>
-        <w:rPr>
-          <w:sz w:val="32"/>
-          <w:szCs w:val="32"/>
-        </w:rPr>
-        <w:t xml:space="preserve">String </w:t>
-      </w:r>
-      <w:r>
-        <w:rPr>
-          <w:b/>
-          <w:bCs/>
-          <w:sz w:val="32"/>
-          <w:szCs w:val="32"/>
-        </w:rPr>
-        <w:t>lobbyId</w:t>
-      </w:r>
-    </w:p>
-    <w:p>
-      <w:pPr>
-        <w:pStyle w:val="ListParagraph"/>
-        <w:numPr>
-          <w:ilvl w:val="5"/>
-          <w:numId w:val="2"/>
-        </w:numPr>
-        <w:rPr>
-          <w:sz w:val="32"/>
-          <w:szCs w:val="32"/>
-        </w:rPr>
-      </w:pPr>
-      <w:r>
-        <w:rPr>
-          <w:sz w:val="32"/>
-          <w:szCs w:val="32"/>
-        </w:rPr>
-        <w:t>Sends a request to the server to ready up the player (obtained through the session.id).</w:t>
-      </w:r>
-    </w:p>
-    <w:p>
-      <w:pPr>
-        <w:pStyle w:val="ListParagraph"/>
-        <w:numPr>
-          <w:ilvl w:val="5"/>
-          <w:numId w:val="2"/>
-        </w:numPr>
-        <w:rPr>
-          <w:sz w:val="32"/>
-          <w:szCs w:val="32"/>
-        </w:rPr>
-      </w:pPr>
-      <w:r>
-        <w:rPr>
-          <w:sz w:val="32"/>
-          <w:szCs w:val="32"/>
-        </w:rPr>
-        <w:t>Fails upon:</w:t>
-      </w:r>
-    </w:p>
-    <w:p>
-      <w:pPr>
-        <w:pStyle w:val="ListParagraph"/>
-        <w:numPr>
-          <w:ilvl w:val="0"/>
-          <w:numId w:val="6"/>
-        </w:numPr>
-        <w:rPr>
-          <w:sz w:val="32"/>
-          <w:szCs w:val="32"/>
-        </w:rPr>
-      </w:pPr>
-      <w:r>
-        <w:rPr>
-          <w:sz w:val="32"/>
-          <w:szCs w:val="32"/>
-        </w:rPr>
-        <w:t>Player not being in a lobby</w:t>
-      </w:r>
-    </w:p>
-    <w:p>
-      <w:pPr>
-        <w:pStyle w:val="ListParagraph"/>
-        <w:numPr>
-          <w:ilvl w:val="4"/>
-          <w:numId w:val="2"/>
-        </w:numPr>
-        <w:rPr>
-          <w:sz w:val="32"/>
-          <w:szCs w:val="32"/>
-        </w:rPr>
-      </w:pPr>
-      <w:r>
-        <w:rPr>
-          <w:sz w:val="32"/>
-          <w:szCs w:val="32"/>
-        </w:rPr>
-        <w:t>More Server Requests here</w:t>
-      </w:r>
-    </w:p>
-    <w:p>
-      <w:pPr>
-        <w:pStyle w:val="ListParagraph"/>
-        <w:numPr>
-          <w:ilvl w:val="1"/>
-          <w:numId w:val="2"/>
-        </w:numPr>
+        <w:t xml:space="preserve">Visual </w:t>
+      </w:r>
+      <w:r>
         <w:rPr>
           <w:b/>
           <w:bCs/>
           <w:sz w:val="36"/>
           <w:szCs w:val="36"/>
         </w:rPr>
-      </w:pPr>
-      <w:r>
-        <w:rPr>
-          <w:b/>
-          <w:bCs/>
-          <w:sz w:val="36"/>
-          <w:szCs w:val="36"/>
-        </w:rPr>
-        <w:t>Visual features</w:t>
-      </w:r>
-      <w:r>
-        <w:rPr>
-          <w:b/>
-          <w:bCs/>
-          <w:sz w:val="36"/>
-          <w:szCs w:val="36"/>
-        </w:rPr>
-        <w:t xml:space="preserve"> here</w:t>
+        <w:t>Features</w:t>
       </w:r>
     </w:p>
     <w:p>
@@ -2043,6 +2079,7 @@
           <w:sz w:val="32"/>
           <w:szCs w:val="32"/>
         </w:rPr>
+        <w:lastRenderedPageBreak/>
         <w:t>buttons</w:t>
       </w:r>
     </w:p>
@@ -2063,17 +2100,8 @@
           <w:sz w:val="32"/>
           <w:szCs w:val="32"/>
         </w:rPr>
-        <w:t xml:space="preserve">They each have text and then an action on </w:t>
-      </w:r>
-      <w:proofErr w:type="gramStart"/>
-      <w:r>
-        <w:rPr>
-          <w:sz w:val="32"/>
-          <w:szCs w:val="32"/>
-        </w:rPr>
-        <w:t>click</w:t>
-      </w:r>
-      <w:proofErr w:type="gramEnd"/>
+        <w:t>They each have text and then an action on click</w:t>
+      </w:r>
     </w:p>
     <w:p>
       <w:pPr>
@@ -2192,7 +2220,6 @@
           <w:sz w:val="32"/>
           <w:szCs w:val="32"/>
         </w:rPr>
-        <w:lastRenderedPageBreak/>
         <w:t>Scene List</w:t>
       </w:r>
     </w:p>
@@ -2240,6 +2267,60 @@
       <w:pPr>
         <w:pStyle w:val="ListParagraph"/>
         <w:numPr>
+          <w:ilvl w:val="0"/>
+          <w:numId w:val="6"/>
+        </w:numPr>
+        <w:rPr>
+          <w:sz w:val="32"/>
+          <w:szCs w:val="32"/>
+        </w:rPr>
+      </w:pPr>
+      <w:r>
+        <w:rPr>
+          <w:sz w:val="32"/>
+          <w:szCs w:val="32"/>
+        </w:rPr>
+        <w:drawing>
+          <wp:inline distT="0" distB="0" distL="0" distR="0" wp14:anchorId="575574C5" wp14:editId="07D74319">
+            <wp:extent cx="2971800" cy="1404529"/>
+            <wp:effectExtent l="0" t="0" r="0" b="5715"/>
+            <wp:docPr id="106822495" name="Picture 1"/>
+            <wp:cNvGraphicFramePr>
+              <a:graphicFrameLocks xmlns:a="http://schemas.openxmlformats.org/drawingml/2006/main" noChangeAspect="1"/>
+            </wp:cNvGraphicFramePr>
+            <a:graphic xmlns:a="http://schemas.openxmlformats.org/drawingml/2006/main">
+              <a:graphicData uri="http://schemas.openxmlformats.org/drawingml/2006/picture">
+                <pic:pic xmlns:pic="http://schemas.openxmlformats.org/drawingml/2006/picture">
+                  <pic:nvPicPr>
+                    <pic:cNvPr id="106822495" name=""/>
+                    <pic:cNvPicPr/>
+                  </pic:nvPicPr>
+                  <pic:blipFill>
+                    <a:blip r:embed="rId9"/>
+                    <a:stretch>
+                      <a:fillRect/>
+                    </a:stretch>
+                  </pic:blipFill>
+                  <pic:spPr>
+                    <a:xfrm>
+                      <a:off x="0" y="0"/>
+                      <a:ext cx="2980908" cy="1408834"/>
+                    </a:xfrm>
+                    <a:prstGeom prst="rect">
+                      <a:avLst/>
+                    </a:prstGeom>
+                  </pic:spPr>
+                </pic:pic>
+              </a:graphicData>
+            </a:graphic>
+          </wp:inline>
+        </w:drawing>
+      </w:r>
+    </w:p>
+    <w:p>
+      <w:pPr>
+        <w:pStyle w:val="ListParagraph"/>
+        <w:numPr>
           <w:ilvl w:val="5"/>
           <w:numId w:val="2"/>
         </w:numPr>
@@ -2253,7 +2334,14 @@
           <w:sz w:val="32"/>
           <w:szCs w:val="32"/>
         </w:rPr>
-        <w:t>Lobbying</w:t>
+        <w:t>Lobby</w:t>
+      </w:r>
+      <w:r>
+        <w:rPr>
+          <w:sz w:val="32"/>
+          <w:szCs w:val="32"/>
+        </w:rPr>
+        <w:t xml:space="preserve"> Finder</w:t>
       </w:r>
     </w:p>
     <w:p>
@@ -2280,6 +2368,60 @@
       <w:pPr>
         <w:pStyle w:val="ListParagraph"/>
         <w:numPr>
+          <w:ilvl w:val="0"/>
+          <w:numId w:val="6"/>
+        </w:numPr>
+        <w:rPr>
+          <w:sz w:val="32"/>
+          <w:szCs w:val="32"/>
+        </w:rPr>
+      </w:pPr>
+      <w:r>
+        <w:rPr>
+          <w:sz w:val="32"/>
+          <w:szCs w:val="32"/>
+        </w:rPr>
+        <w:drawing>
+          <wp:inline distT="0" distB="0" distL="0" distR="0" wp14:anchorId="65E6C876" wp14:editId="2D14CB19">
+            <wp:extent cx="3403379" cy="1600736"/>
+            <wp:effectExtent l="0" t="0" r="6985" b="0"/>
+            <wp:docPr id="390075511" name="Picture 1"/>
+            <wp:cNvGraphicFramePr>
+              <a:graphicFrameLocks xmlns:a="http://schemas.openxmlformats.org/drawingml/2006/main" noChangeAspect="1"/>
+            </wp:cNvGraphicFramePr>
+            <a:graphic xmlns:a="http://schemas.openxmlformats.org/drawingml/2006/main">
+              <a:graphicData uri="http://schemas.openxmlformats.org/drawingml/2006/picture">
+                <pic:pic xmlns:pic="http://schemas.openxmlformats.org/drawingml/2006/picture">
+                  <pic:nvPicPr>
+                    <pic:cNvPr id="390075511" name=""/>
+                    <pic:cNvPicPr/>
+                  </pic:nvPicPr>
+                  <pic:blipFill>
+                    <a:blip r:embed="rId10"/>
+                    <a:stretch>
+                      <a:fillRect/>
+                    </a:stretch>
+                  </pic:blipFill>
+                  <pic:spPr>
+                    <a:xfrm>
+                      <a:off x="0" y="0"/>
+                      <a:ext cx="3420349" cy="1608718"/>
+                    </a:xfrm>
+                    <a:prstGeom prst="rect">
+                      <a:avLst/>
+                    </a:prstGeom>
+                  </pic:spPr>
+                </pic:pic>
+              </a:graphicData>
+            </a:graphic>
+          </wp:inline>
+        </w:drawing>
+      </w:r>
+    </w:p>
+    <w:p>
+      <w:pPr>
+        <w:pStyle w:val="ListParagraph"/>
+        <w:numPr>
           <w:ilvl w:val="5"/>
           <w:numId w:val="2"/>
         </w:numPr>
@@ -2320,6 +2462,61 @@
       <w:pPr>
         <w:pStyle w:val="ListParagraph"/>
         <w:numPr>
+          <w:ilvl w:val="0"/>
+          <w:numId w:val="6"/>
+        </w:numPr>
+        <w:rPr>
+          <w:sz w:val="32"/>
+          <w:szCs w:val="32"/>
+        </w:rPr>
+      </w:pPr>
+      <w:r>
+        <w:rPr>
+          <w:sz w:val="32"/>
+          <w:szCs w:val="32"/>
+        </w:rPr>
+        <w:lastRenderedPageBreak/>
+        <w:drawing>
+          <wp:inline distT="0" distB="0" distL="0" distR="0" wp14:anchorId="138A8428" wp14:editId="66EB3E52">
+            <wp:extent cx="3541660" cy="1674560"/>
+            <wp:effectExtent l="0" t="0" r="1905" b="1905"/>
+            <wp:docPr id="25750235" name="Picture 1"/>
+            <wp:cNvGraphicFramePr>
+              <a:graphicFrameLocks xmlns:a="http://schemas.openxmlformats.org/drawingml/2006/main" noChangeAspect="1"/>
+            </wp:cNvGraphicFramePr>
+            <a:graphic xmlns:a="http://schemas.openxmlformats.org/drawingml/2006/main">
+              <a:graphicData uri="http://schemas.openxmlformats.org/drawingml/2006/picture">
+                <pic:pic xmlns:pic="http://schemas.openxmlformats.org/drawingml/2006/picture">
+                  <pic:nvPicPr>
+                    <pic:cNvPr id="25750235" name=""/>
+                    <pic:cNvPicPr/>
+                  </pic:nvPicPr>
+                  <pic:blipFill>
+                    <a:blip r:embed="rId11"/>
+                    <a:stretch>
+                      <a:fillRect/>
+                    </a:stretch>
+                  </pic:blipFill>
+                  <pic:spPr>
+                    <a:xfrm>
+                      <a:off x="0" y="0"/>
+                      <a:ext cx="3570254" cy="1688080"/>
+                    </a:xfrm>
+                    <a:prstGeom prst="rect">
+                      <a:avLst/>
+                    </a:prstGeom>
+                  </pic:spPr>
+                </pic:pic>
+              </a:graphicData>
+            </a:graphic>
+          </wp:inline>
+        </w:drawing>
+      </w:r>
+    </w:p>
+    <w:p>
+      <w:pPr>
+        <w:pStyle w:val="ListParagraph"/>
+        <w:numPr>
           <w:ilvl w:val="5"/>
           <w:numId w:val="2"/>
         </w:numPr>
@@ -2367,6 +2564,60 @@
       <w:pPr>
         <w:pStyle w:val="ListParagraph"/>
         <w:numPr>
+          <w:ilvl w:val="0"/>
+          <w:numId w:val="6"/>
+        </w:numPr>
+        <w:rPr>
+          <w:sz w:val="32"/>
+          <w:szCs w:val="32"/>
+        </w:rPr>
+      </w:pPr>
+      <w:r>
+        <w:rPr>
+          <w:sz w:val="32"/>
+          <w:szCs w:val="32"/>
+        </w:rPr>
+        <w:drawing>
+          <wp:inline distT="0" distB="0" distL="0" distR="0" wp14:anchorId="7BA1B89C" wp14:editId="633BE335">
+            <wp:extent cx="4103483" cy="1973580"/>
+            <wp:effectExtent l="0" t="0" r="0" b="7620"/>
+            <wp:docPr id="129827582" name="Picture 1"/>
+            <wp:cNvGraphicFramePr>
+              <a:graphicFrameLocks xmlns:a="http://schemas.openxmlformats.org/drawingml/2006/main" noChangeAspect="1"/>
+            </wp:cNvGraphicFramePr>
+            <a:graphic xmlns:a="http://schemas.openxmlformats.org/drawingml/2006/main">
+              <a:graphicData uri="http://schemas.openxmlformats.org/drawingml/2006/picture">
+                <pic:pic xmlns:pic="http://schemas.openxmlformats.org/drawingml/2006/picture">
+                  <pic:nvPicPr>
+                    <pic:cNvPr id="129827582" name=""/>
+                    <pic:cNvPicPr/>
+                  </pic:nvPicPr>
+                  <pic:blipFill>
+                    <a:blip r:embed="rId12"/>
+                    <a:stretch>
+                      <a:fillRect/>
+                    </a:stretch>
+                  </pic:blipFill>
+                  <pic:spPr>
+                    <a:xfrm>
+                      <a:off x="0" y="0"/>
+                      <a:ext cx="4107110" cy="1975324"/>
+                    </a:xfrm>
+                    <a:prstGeom prst="rect">
+                      <a:avLst/>
+                    </a:prstGeom>
+                  </pic:spPr>
+                </pic:pic>
+              </a:graphicData>
+            </a:graphic>
+          </wp:inline>
+        </w:drawing>
+      </w:r>
+    </w:p>
+    <w:p>
+      <w:pPr>
+        <w:pStyle w:val="ListParagraph"/>
+        <w:numPr>
           <w:ilvl w:val="5"/>
           <w:numId w:val="2"/>
         </w:numPr>
@@ -2414,6 +2665,60 @@
       <w:pPr>
         <w:pStyle w:val="ListParagraph"/>
         <w:numPr>
+          <w:ilvl w:val="0"/>
+          <w:numId w:val="6"/>
+        </w:numPr>
+        <w:rPr>
+          <w:sz w:val="32"/>
+          <w:szCs w:val="32"/>
+        </w:rPr>
+      </w:pPr>
+      <w:r>
+        <w:rPr>
+          <w:sz w:val="32"/>
+          <w:szCs w:val="32"/>
+        </w:rPr>
+        <w:drawing>
+          <wp:inline distT="0" distB="0" distL="0" distR="0" wp14:anchorId="0F1B1C53" wp14:editId="41A943EF">
+            <wp:extent cx="4010025" cy="1888849"/>
+            <wp:effectExtent l="0" t="0" r="0" b="0"/>
+            <wp:docPr id="923405731" name="Picture 1"/>
+            <wp:cNvGraphicFramePr>
+              <a:graphicFrameLocks xmlns:a="http://schemas.openxmlformats.org/drawingml/2006/main" noChangeAspect="1"/>
+            </wp:cNvGraphicFramePr>
+            <a:graphic xmlns:a="http://schemas.openxmlformats.org/drawingml/2006/main">
+              <a:graphicData uri="http://schemas.openxmlformats.org/drawingml/2006/picture">
+                <pic:pic xmlns:pic="http://schemas.openxmlformats.org/drawingml/2006/picture">
+                  <pic:nvPicPr>
+                    <pic:cNvPr id="923405731" name=""/>
+                    <pic:cNvPicPr/>
+                  </pic:nvPicPr>
+                  <pic:blipFill>
+                    <a:blip r:embed="rId13"/>
+                    <a:stretch>
+                      <a:fillRect/>
+                    </a:stretch>
+                  </pic:blipFill>
+                  <pic:spPr>
+                    <a:xfrm>
+                      <a:off x="0" y="0"/>
+                      <a:ext cx="4021755" cy="1894374"/>
+                    </a:xfrm>
+                    <a:prstGeom prst="rect">
+                      <a:avLst/>
+                    </a:prstGeom>
+                  </pic:spPr>
+                </pic:pic>
+              </a:graphicData>
+            </a:graphic>
+          </wp:inline>
+        </w:drawing>
+      </w:r>
+    </w:p>
+    <w:p>
+      <w:pPr>
+        <w:pStyle w:val="ListParagraph"/>
+        <w:numPr>
           <w:ilvl w:val="5"/>
           <w:numId w:val="2"/>
         </w:numPr>
@@ -2455,6 +2760,61 @@
           <w:szCs w:val="32"/>
         </w:rPr>
         <w:t>penalty</w:t>
+      </w:r>
+    </w:p>
+    <w:p>
+      <w:pPr>
+        <w:pStyle w:val="ListParagraph"/>
+        <w:numPr>
+          <w:ilvl w:val="0"/>
+          <w:numId w:val="6"/>
+        </w:numPr>
+        <w:rPr>
+          <w:sz w:val="32"/>
+          <w:szCs w:val="32"/>
+        </w:rPr>
+      </w:pPr>
+      <w:r>
+        <w:rPr>
+          <w:sz w:val="32"/>
+          <w:szCs w:val="32"/>
+        </w:rPr>
+        <w:lastRenderedPageBreak/>
+        <w:drawing>
+          <wp:inline distT="0" distB="0" distL="0" distR="0" wp14:anchorId="29E47A23" wp14:editId="50555268">
+            <wp:extent cx="4133850" cy="1955787"/>
+            <wp:effectExtent l="0" t="0" r="0" b="6985"/>
+            <wp:docPr id="1888684410" name="Picture 1"/>
+            <wp:cNvGraphicFramePr>
+              <a:graphicFrameLocks xmlns:a="http://schemas.openxmlformats.org/drawingml/2006/main" noChangeAspect="1"/>
+            </wp:cNvGraphicFramePr>
+            <a:graphic xmlns:a="http://schemas.openxmlformats.org/drawingml/2006/main">
+              <a:graphicData uri="http://schemas.openxmlformats.org/drawingml/2006/picture">
+                <pic:pic xmlns:pic="http://schemas.openxmlformats.org/drawingml/2006/picture">
+                  <pic:nvPicPr>
+                    <pic:cNvPr id="1888684410" name=""/>
+                    <pic:cNvPicPr/>
+                  </pic:nvPicPr>
+                  <pic:blipFill>
+                    <a:blip r:embed="rId14"/>
+                    <a:stretch>
+                      <a:fillRect/>
+                    </a:stretch>
+                  </pic:blipFill>
+                  <pic:spPr>
+                    <a:xfrm>
+                      <a:off x="0" y="0"/>
+                      <a:ext cx="4143151" cy="1960187"/>
+                    </a:xfrm>
+                    <a:prstGeom prst="rect">
+                      <a:avLst/>
+                    </a:prstGeom>
+                  </pic:spPr>
+                </pic:pic>
+              </a:graphicData>
+            </a:graphic>
+          </wp:inline>
+        </w:drawing>
       </w:r>
     </w:p>
     <w:p>
@@ -4379,7 +4739,6 @@
   <w:style w:type="character" w:default="1" w:styleId="DefaultParagraphFont">
     <w:name w:val="Default Paragraph Font"/>
     <w:uiPriority w:val="1"/>
-    <w:semiHidden/>
     <w:unhideWhenUsed/>
   </w:style>
   <w:style w:type="table" w:default="1" w:styleId="TableNormal">
